--- a/rep_reports/Gladys_performance_report.docx
+++ b/rep_reports/Gladys_performance_report.docx
@@ -49,7 +49,7 @@
           <w:color w:val="8E44AD"/>
           <w:sz w:val="26"/>
         </w:rPr>
-        <w:t>🏆 TOP SELLER 💰 TOP PROFIT</w:t>
+        <w:t>🏆 TOP SELLER 💰 TOP PROFIT 📈 MOST IMPROVED</w:t>
       </w:r>
     </w:p>
     <w:p>
@@ -73,7 +73,7 @@
           <w:color w:val="666666"/>
           <w:sz w:val="22"/>
         </w:rPr>
-        <w:t>February 1-21, 2026 (18 Working Days)</w:t>
+        <w:t>February 1-28, 2026 (24 Working Days — Full Month)</w:t>
       </w:r>
     </w:p>
     <w:p>
@@ -86,7 +86,7 @@
           <w:color w:val="999999"/>
           <w:sz w:val="18"/>
         </w:rPr>
-        <w:t>Generated: 2026-02-27 15:54:28</w:t>
+        <w:t>Generated: 2026-03-01 18:47:36</w:t>
       </w:r>
     </w:p>
     <w:p>
@@ -207,7 +207,7 @@
               <w:rPr>
                 <w:sz w:val="18"/>
               </w:rPr>
-              <w:t>KES 19,339,020</w:t>
+              <w:t>KES 25,230,250</w:t>
             </w:r>
           </w:p>
         </w:tc>
@@ -224,7 +224,7 @@
               <w:rPr>
                 <w:sz w:val="18"/>
               </w:rPr>
-              <w:t>▲ 172.5% vs team avg</w:t>
+              <w:t>▲ 168.9% vs team avg</w:t>
             </w:r>
           </w:p>
         </w:tc>
@@ -262,7 +262,7 @@
               <w:rPr>
                 <w:sz w:val="18"/>
               </w:rPr>
-              <w:t>KES 1,149,099</w:t>
+              <w:t>KES 1,493,076</w:t>
             </w:r>
           </w:p>
         </w:tc>
@@ -280,7 +280,7 @@
               <w:rPr>
                 <w:sz w:val="18"/>
               </w:rPr>
-              <w:t>26.4% of team total</w:t>
+              <w:t>25.9% of team total</w:t>
             </w:r>
           </w:p>
         </w:tc>
@@ -333,7 +333,7 @@
               <w:rPr>
                 <w:sz w:val="18"/>
               </w:rPr>
-              <w:t>Team avg: 8.7%</w:t>
+              <w:t>Team avg: 8.8%</w:t>
             </w:r>
           </w:p>
         </w:tc>
@@ -371,7 +371,7 @@
               <w:rPr>
                 <w:sz w:val="18"/>
               </w:rPr>
-              <w:t>22,606</w:t>
+              <w:t>29,108</w:t>
             </w:r>
           </w:p>
         </w:tc>
@@ -424,7 +424,7 @@
               <w:rPr>
                 <w:sz w:val="18"/>
               </w:rPr>
-              <w:t>KES 1,074,390</w:t>
+              <w:t>KES 1,051,260</w:t>
             </w:r>
           </w:p>
         </w:tc>
@@ -478,7 +478,7 @@
               <w:rPr>
                 <w:sz w:val="18"/>
               </w:rPr>
-              <w:t>KES 63,839</w:t>
+              <w:t>KES 62,212</w:t>
             </w:r>
           </w:p>
         </w:tc>
@@ -531,7 +531,7 @@
               <w:rPr>
                 <w:sz w:val="18"/>
               </w:rPr>
-              <w:t>38.9%</w:t>
+              <w:t>38.4%</w:t>
             </w:r>
           </w:p>
         </w:tc>
@@ -1129,6 +1129,116 @@
         <w:tc>
           <w:tcPr>
             <w:tcW w:type="dxa" w:w="1440"/>
+            <w:shd w:fill="ECF0F1"/>
+          </w:tcPr>
+          <w:p>
+            <w:pPr>
+              <w:jc w:val="center"/>
+            </w:pPr>
+            <w:r/>
+            <w:r>
+              <w:rPr>
+                <w:sz w:val="18"/>
+              </w:rPr>
+              <w:t>Week 4 (Feb 23-28)</w:t>
+            </w:r>
+          </w:p>
+        </w:tc>
+        <w:tc>
+          <w:tcPr>
+            <w:tcW w:type="dxa" w:w="1440"/>
+            <w:shd w:fill="ECF0F1"/>
+          </w:tcPr>
+          <w:p>
+            <w:pPr>
+              <w:jc w:val="center"/>
+            </w:pPr>
+            <w:r/>
+            <w:r>
+              <w:rPr>
+                <w:sz w:val="18"/>
+              </w:rPr>
+              <w:t>KES 5,891,230</w:t>
+            </w:r>
+          </w:p>
+        </w:tc>
+        <w:tc>
+          <w:tcPr>
+            <w:tcW w:type="dxa" w:w="1440"/>
+            <w:shd w:fill="ECF0F1"/>
+          </w:tcPr>
+          <w:p>
+            <w:pPr>
+              <w:jc w:val="center"/>
+            </w:pPr>
+            <w:r/>
+            <w:r>
+              <w:rPr>
+                <w:sz w:val="18"/>
+              </w:rPr>
+              <w:t>KES 343,977</w:t>
+            </w:r>
+          </w:p>
+        </w:tc>
+        <w:tc>
+          <w:tcPr>
+            <w:tcW w:type="dxa" w:w="1440"/>
+            <w:shd w:fill="ECF0F1"/>
+          </w:tcPr>
+          <w:p>
+            <w:pPr>
+              <w:jc w:val="center"/>
+            </w:pPr>
+            <w:r/>
+            <w:r>
+              <w:rPr>
+                <w:sz w:val="18"/>
+              </w:rPr>
+              <w:t>5.8%</w:t>
+            </w:r>
+          </w:p>
+        </w:tc>
+        <w:tc>
+          <w:tcPr>
+            <w:tcW w:type="dxa" w:w="1440"/>
+            <w:shd w:fill="ECF0F1"/>
+          </w:tcPr>
+          <w:p>
+            <w:pPr>
+              <w:jc w:val="center"/>
+            </w:pPr>
+            <w:r/>
+            <w:r>
+              <w:rPr>
+                <w:sz w:val="18"/>
+              </w:rPr>
+              <w:t>KES 981,872</w:t>
+            </w:r>
+          </w:p>
+        </w:tc>
+        <w:tc>
+          <w:tcPr>
+            <w:tcW w:type="dxa" w:w="1440"/>
+            <w:shd w:fill="ECF0F1"/>
+          </w:tcPr>
+          <w:p>
+            <w:pPr>
+              <w:jc w:val="center"/>
+            </w:pPr>
+            <w:r/>
+            <w:r>
+              <w:rPr>
+                <w:sz w:val="18"/>
+              </w:rPr>
+              <w:t>+25.6%</w:t>
+            </w:r>
+          </w:p>
+        </w:tc>
+      </w:tr>
+      <w:tr>
+        <w:tc>
+          <w:tcPr>
+            <w:tcW w:type="dxa" w:w="1440"/>
             <w:shd w:fill="D5F5E3"/>
           </w:tcPr>
           <w:p>
@@ -1141,7 +1251,7 @@
                 <w:b/>
                 <w:sz w:val="18"/>
               </w:rPr>
-              <w:t>TOTAL</w:t>
+              <w:t>FULL MONTH</w:t>
             </w:r>
           </w:p>
         </w:tc>
@@ -1160,7 +1270,7 @@
                 <w:b/>
                 <w:sz w:val="18"/>
               </w:rPr>
-              <w:t>KES 19,339,020</w:t>
+              <w:t>KES 25,230,250</w:t>
             </w:r>
           </w:p>
         </w:tc>
@@ -1179,7 +1289,7 @@
                 <w:b/>
                 <w:sz w:val="18"/>
               </w:rPr>
-              <w:t>KES 1,149,099</w:t>
+              <w:t>KES 1,493,076</w:t>
             </w:r>
           </w:p>
         </w:tc>
@@ -1217,7 +1327,7 @@
                 <w:b/>
                 <w:sz w:val="18"/>
               </w:rPr>
-              <w:t>KES 1,074,390</w:t>
+              <w:t>KES 1,051,260</w:t>
             </w:r>
           </w:p>
         </w:tc>
@@ -1236,7 +1346,7 @@
                 <w:b/>
                 <w:sz w:val="18"/>
               </w:rPr>
-              <w:t>-16.7%</w:t>
+              <w:t>+4.6%</w:t>
             </w:r>
           </w:p>
         </w:tc>
@@ -1273,9 +1383,18 @@
       <w:r>
         <w:rPr>
           <w:b/>
-          <w:color w:val="E67E22"/>
+          <w:color w:val="27AE60"/>
         </w:rPr>
-        <w:t>⚠️ Week 3 reversal after Week 2 growth — monitor closely</w:t>
+        <w:t>▲ W3→W4: Sales increased by 25.6% (KES 4,692K → 5,891K)</w:t>
+      </w:r>
+    </w:p>
+    <w:p>
+      <w:r>
+        <w:rPr>
+          <w:b/>
+          <w:color w:val="27AE60"/>
+        </w:rPr>
+        <w:t>✓ Positive finish to the month with Week 4 growth — overall +4.6%</w:t>
       </w:r>
     </w:p>
     <w:p>
@@ -1459,7 +1578,7 @@
               <w:rPr>
                 <w:sz w:val="18"/>
               </w:rPr>
-              <w:t>KES 19,080,190</w:t>
+              <w:t>KES 24,926,100</w:t>
             </w:r>
           </w:p>
         </w:tc>
@@ -1476,7 +1595,7 @@
               <w:rPr>
                 <w:sz w:val="18"/>
               </w:rPr>
-              <w:t>KES 1,096,127</w:t>
+              <w:t>KES 1,431,524</w:t>
             </w:r>
           </w:p>
         </w:tc>
@@ -1510,7 +1629,7 @@
               <w:rPr>
                 <w:sz w:val="18"/>
               </w:rPr>
-              <w:t>22,251</w:t>
+              <w:t>28,702</w:t>
             </w:r>
           </w:p>
         </w:tc>
@@ -1527,7 +1646,7 @@
               <w:rPr>
                 <w:sz w:val="18"/>
               </w:rPr>
-              <w:t>98.7%</w:t>
+              <w:t>98.8%</w:t>
             </w:r>
           </w:p>
         </w:tc>
@@ -1565,7 +1684,7 @@
               <w:rPr>
                 <w:sz w:val="18"/>
               </w:rPr>
-              <w:t>KES 155,440</w:t>
+              <w:t>KES 199,210</w:t>
             </w:r>
           </w:p>
         </w:tc>
@@ -1583,7 +1702,7 @@
               <w:rPr>
                 <w:sz w:val="18"/>
               </w:rPr>
-              <w:t>KES 24,733</w:t>
+              <w:t>KES 32,603</w:t>
             </w:r>
           </w:p>
         </w:tc>
@@ -1601,7 +1720,7 @@
               <w:rPr>
                 <w:sz w:val="18"/>
               </w:rPr>
-              <w:t>15.9%</w:t>
+              <w:t>16.4%</w:t>
             </w:r>
           </w:p>
         </w:tc>
@@ -1619,7 +1738,7 @@
               <w:rPr>
                 <w:sz w:val="18"/>
               </w:rPr>
-              <w:t>114</w:t>
+              <w:t>156</w:t>
             </w:r>
           </w:p>
         </w:tc>
@@ -1673,7 +1792,7 @@
               <w:rPr>
                 <w:sz w:val="18"/>
               </w:rPr>
-              <w:t>KES 102,600</w:t>
+              <w:t>KES 102,950</w:t>
             </w:r>
           </w:p>
         </w:tc>
@@ -1690,7 +1809,7 @@
               <w:rPr>
                 <w:sz w:val="18"/>
               </w:rPr>
-              <w:t>KES 27,921</w:t>
+              <w:t>KES 28,062</w:t>
             </w:r>
           </w:p>
         </w:tc>
@@ -1707,7 +1826,7 @@
               <w:rPr>
                 <w:sz w:val="18"/>
               </w:rPr>
-              <w:t>27.2%</w:t>
+              <w:t>27.3%</w:t>
             </w:r>
           </w:p>
         </w:tc>
@@ -1724,7 +1843,7 @@
               <w:rPr>
                 <w:sz w:val="18"/>
               </w:rPr>
-              <w:t>234</w:t>
+              <w:t>235</w:t>
             </w:r>
           </w:p>
         </w:tc>
@@ -1741,7 +1860,7 @@
               <w:rPr>
                 <w:sz w:val="18"/>
               </w:rPr>
-              <w:t>0.5%</w:t>
+              <w:t>0.4%</w:t>
             </w:r>
           </w:p>
         </w:tc>
@@ -1779,7 +1898,7 @@
               <w:rPr>
                 <w:sz w:val="18"/>
               </w:rPr>
-              <w:t>KES 790</w:t>
+              <w:t>KES 1,990</w:t>
             </w:r>
           </w:p>
         </w:tc>
@@ -1797,7 +1916,7 @@
               <w:rPr>
                 <w:sz w:val="18"/>
               </w:rPr>
-              <w:t>KES 317</w:t>
+              <w:t>KES 887</w:t>
             </w:r>
           </w:p>
         </w:tc>
@@ -1815,7 +1934,7 @@
               <w:rPr>
                 <w:sz w:val="18"/>
               </w:rPr>
-              <w:t>40.1%</w:t>
+              <w:t>44.6%</w:t>
             </w:r>
           </w:p>
         </w:tc>
@@ -1833,7 +1952,7 @@
               <w:rPr>
                 <w:sz w:val="18"/>
               </w:rPr>
-              <w:t>7</w:t>
+              <w:t>15</w:t>
             </w:r>
           </w:p>
         </w:tc>
@@ -1891,7 +2010,7 @@
                 <w:b/>
                 <w:sz w:val="18"/>
               </w:rPr>
-              <w:t>KES 19,339,020</w:t>
+              <w:t>KES 25,230,250</w:t>
             </w:r>
           </w:p>
         </w:tc>
@@ -1910,7 +2029,7 @@
                 <w:b/>
                 <w:sz w:val="18"/>
               </w:rPr>
-              <w:t>KES 1,149,099</w:t>
+              <w:t>KES 1,493,076</w:t>
             </w:r>
           </w:p>
         </w:tc>
@@ -1948,7 +2067,7 @@
                 <w:b/>
                 <w:sz w:val="18"/>
               </w:rPr>
-              <w:t>22,606</w:t>
+              <w:t>29,108</w:t>
             </w:r>
           </w:p>
         </w:tc>
@@ -1995,7 +2114,7 @@
           <w:color w:val="555555"/>
           <w:sz w:val="18"/>
         </w:rPr>
-        <w:t>W1: KES 5,538,955 → W2: KES 8,927,070 → W3: KES 4,614,165 → Overall: ▼17%</w:t>
+        <w:t>W1: KES 5,538,955 → W2: KES 8,927,070 → W3: KES 4,614,165 → W4: KES 5,845,910 → Overall: ▲6%</w:t>
       </w:r>
     </w:p>
     <w:p>
@@ -2011,7 +2130,7 @@
           <w:color w:val="555555"/>
           <w:sz w:val="18"/>
         </w:rPr>
-        <w:t>W1: KES 33,800 → W2: KES 61,410 → W3: KES 60,230 → Overall: ▲78%</w:t>
+        <w:t>W1: KES 33,800 → W2: KES 61,410 → W3: KES 60,230 → W4: KES 43,770 → Overall: ▲29%</w:t>
       </w:r>
     </w:p>
     <w:p>
@@ -2027,7 +2146,7 @@
           <w:color w:val="555555"/>
           <w:sz w:val="18"/>
         </w:rPr>
-        <w:t>W1: KES 58,630 → W2: KES 26,890 → W3: KES 17,080 → Overall: ▼71%</w:t>
+        <w:t>W1: KES 58,630 → W2: KES 26,890 → W3: KES 17,080 → W4: KES 350 → Overall: ▼99%</w:t>
       </w:r>
     </w:p>
     <w:p>
@@ -2043,7 +2162,7 @@
           <w:color w:val="555555"/>
           <w:sz w:val="18"/>
         </w:rPr>
-        <w:t>W1: KES 0 → W2: KES 650 → W3: KES 140</w:t>
+        <w:t>W1: KES 0 → W2: KES 650 → W3: KES 140 → W4: KES 1,200</w:t>
       </w:r>
     </w:p>
     <w:p>
@@ -2387,7 +2506,7 @@
                 <w:b/>
                 <w:sz w:val="18"/>
               </w:rPr>
-              <w:t>KES 19,339,020</w:t>
+              <w:t>KES 25,230,250</w:t>
             </w:r>
           </w:p>
         </w:tc>
@@ -2425,7 +2544,7 @@
                 <w:b/>
                 <w:sz w:val="18"/>
               </w:rPr>
-              <w:t>38.9%</w:t>
+              <w:t>38.4%</w:t>
             </w:r>
           </w:p>
         </w:tc>
@@ -2481,7 +2600,7 @@
               <w:rPr>
                 <w:sz w:val="18"/>
               </w:rPr>
-              <w:t>KES 9,453,025</w:t>
+              <w:t>KES 13,451,533</w:t>
             </w:r>
           </w:p>
         </w:tc>
@@ -2499,7 +2618,7 @@
               <w:rPr>
                 <w:sz w:val="18"/>
               </w:rPr>
-              <w:t>8.1%</w:t>
+              <w:t>8.4%</w:t>
             </w:r>
           </w:p>
         </w:tc>
@@ -2517,7 +2636,7 @@
               <w:rPr>
                 <w:sz w:val="18"/>
               </w:rPr>
-              <w:t>19.0%</w:t>
+              <w:t>20.5%</w:t>
             </w:r>
           </w:p>
         </w:tc>
@@ -2570,7 +2689,7 @@
               <w:rPr>
                 <w:sz w:val="18"/>
               </w:rPr>
-              <w:t>KES 8,456,260</w:t>
+              <w:t>KES 11,367,285</w:t>
             </w:r>
           </w:p>
         </w:tc>
@@ -2587,7 +2706,7 @@
               <w:rPr>
                 <w:sz w:val="18"/>
               </w:rPr>
-              <w:t>10.0%</w:t>
+              <w:t>9.4%</w:t>
             </w:r>
           </w:p>
         </w:tc>
@@ -2604,7 +2723,7 @@
               <w:rPr>
                 <w:sz w:val="18"/>
               </w:rPr>
-              <w:t>17.0%</w:t>
+              <w:t>17.3%</w:t>
             </w:r>
           </w:p>
         </w:tc>
@@ -2642,7 +2761,7 @@
               <w:rPr>
                 <w:sz w:val="18"/>
               </w:rPr>
-              <w:t>Stephen</w:t>
+              <w:t>Bonface Muriu</w:t>
             </w:r>
           </w:p>
         </w:tc>
@@ -2660,7 +2779,7 @@
               <w:rPr>
                 <w:sz w:val="18"/>
               </w:rPr>
-              <w:t>KES 4,067,316</w:t>
+              <w:t>KES 5,391,674</w:t>
             </w:r>
           </w:p>
         </w:tc>
@@ -2678,7 +2797,7 @@
               <w:rPr>
                 <w:sz w:val="18"/>
               </w:rPr>
-              <w:t>10.2%</w:t>
+              <w:t>14.9%</w:t>
             </w:r>
           </w:p>
         </w:tc>
@@ -2732,7 +2851,7 @@
               <w:rPr>
                 <w:sz w:val="18"/>
               </w:rPr>
-              <w:t>Bonface Muriu</w:t>
+              <w:t>Stephen</w:t>
             </w:r>
           </w:p>
         </w:tc>
@@ -2749,7 +2868,7 @@
               <w:rPr>
                 <w:sz w:val="18"/>
               </w:rPr>
-              <w:t>KES 3,948,909</w:t>
+              <w:t>KES 5,185,269</w:t>
             </w:r>
           </w:p>
         </w:tc>
@@ -2766,7 +2885,7 @@
               <w:rPr>
                 <w:sz w:val="18"/>
               </w:rPr>
-              <w:t>13.9%</w:t>
+              <w:t>10.3%</w:t>
             </w:r>
           </w:p>
         </w:tc>
@@ -2783,7 +2902,7 @@
               <w:rPr>
                 <w:sz w:val="18"/>
               </w:rPr>
-              <w:t>8.0%</w:t>
+              <w:t>7.9%</w:t>
             </w:r>
           </w:p>
         </w:tc>
@@ -2839,7 +2958,7 @@
               <w:rPr>
                 <w:sz w:val="18"/>
               </w:rPr>
-              <w:t>KES 2,614,482</w:t>
+              <w:t>KES 2,964,407</w:t>
             </w:r>
           </w:p>
         </w:tc>
@@ -2857,7 +2976,7 @@
               <w:rPr>
                 <w:sz w:val="18"/>
               </w:rPr>
-              <w:t>14.3%</w:t>
+              <w:t>14.5%</w:t>
             </w:r>
           </w:p>
         </w:tc>
@@ -2875,7 +2994,7 @@
               <w:rPr>
                 <w:sz w:val="18"/>
               </w:rPr>
-              <w:t>5.3%</w:t>
+              <w:t>4.5%</w:t>
             </w:r>
           </w:p>
         </w:tc>
@@ -2928,7 +3047,7 @@
               <w:rPr>
                 <w:sz w:val="18"/>
               </w:rPr>
-              <w:t>KES 1,790,725</w:t>
+              <w:t>KES 2,080,190</w:t>
             </w:r>
           </w:p>
         </w:tc>
@@ -2945,7 +3064,7 @@
               <w:rPr>
                 <w:sz w:val="18"/>
               </w:rPr>
-              <w:t>14.1%</w:t>
+              <w:t>15.2%</w:t>
             </w:r>
           </w:p>
         </w:tc>
@@ -2962,7 +3081,7 @@
               <w:rPr>
                 <w:sz w:val="18"/>
               </w:rPr>
-              <w:t>3.6%</w:t>
+              <w:t>3.2%</w:t>
             </w:r>
           </w:p>
         </w:tc>
@@ -3035,7 +3154,7 @@
           <w:color w:val="27AE60"/>
           <w:sz w:val="20"/>
         </w:rPr>
-        <w:t>Outstanding! Sales 173% above team average</w:t>
+        <w:t>Outstanding! Sales 169% above team average</w:t>
       </w:r>
     </w:p>
     <w:p>
@@ -3047,7 +3166,7 @@
           <w:color w:val="E74C3C"/>
           <w:sz w:val="20"/>
         </w:rPr>
-        <w:t>Margin at 5.9% below team average of 8.7%</w:t>
+        <w:t>Margin at 5.9% below team average of 8.8%</w:t>
       </w:r>
     </w:p>
     <w:p>
@@ -3080,10 +3199,10 @@
       </w:pPr>
       <w:r>
         <w:rPr>
-          <w:color w:val="E74C3C"/>
+          <w:color w:val="34495E"/>
           <w:sz w:val="20"/>
         </w:rPr>
-        <w:t>⚠️ Week 3 reversal after Week 2 growth - monitor closely</w:t>
+        <w:t>W3→W4: Steady +25.6% (KES 4,692K → 5,891K)</w:t>
       </w:r>
     </w:p>
     <w:p>
@@ -3095,7 +3214,19 @@
           <w:color w:val="34495E"/>
           <w:sz w:val="20"/>
         </w:rPr>
-        <w:t>General Hardware: 43.7% of dept, 5.7% margin</w:t>
+        <w:t>📊 Mostly positive trend over 4 weeks (+4.6% overall)</w:t>
+      </w:r>
+    </w:p>
+    <w:p>
+      <w:pPr>
+        <w:pStyle w:val="ListBullet"/>
+      </w:pPr>
+      <w:r>
+        <w:rPr>
+          <w:color w:val="34495E"/>
+          <w:sz w:val="20"/>
+        </w:rPr>
+        <w:t>General Hardware: 43.3% of dept, 5.7% margin</w:t>
       </w:r>
     </w:p>
     <w:p>
@@ -3119,7 +3250,7 @@
           <w:color w:val="34495E"/>
           <w:sz w:val="20"/>
         </w:rPr>
-        <w:t>Best margin in ELECTRICALS: 40.1%</w:t>
+        <w:t>Best margin in ELECTRICALS: 44.6%</w:t>
       </w:r>
     </w:p>
     <w:p/>
@@ -3136,7 +3267,7 @@
         <w:pStyle w:val="ListBullet"/>
       </w:pPr>
       <w:r>
-        <w:t>Focus on higher-margin products to improve margin from 5.9% toward the team average of 8.7%.</w:t>
+        <w:t>Focus on higher-margin products to improve margin from 5.9% toward the team average of 8.8%.</w:t>
       </w:r>
     </w:p>
     <w:p>
@@ -3144,7 +3275,7 @@
         <w:pStyle w:val="ListBullet"/>
       </w:pPr>
       <w:r>
-        <w:t>Week 3 showed a 48.0% decline. Review customer activity and pipeline for Week 4.</w:t>
+        <w:t>Outstanding Week 4 growth of +25.6%. Carry this momentum into March.</w:t>
       </w:r>
     </w:p>
     <w:p>
